--- a/Slot4/Test_Postman.docx
+++ b/Slot4/Test_Postman.docx
@@ -9,6 +9,9 @@
     </w:p>
     <w:p>
       <w:r>
+        <w:rPr>
+          <w:noProof/>
+        </w:rPr>
         <w:drawing>
           <wp:inline distT="0" distB="0" distL="0" distR="0" wp14:anchorId="68ECEB6E" wp14:editId="2D51B643">
             <wp:extent cx="5943600" cy="4524375"/>
@@ -53,6 +56,9 @@
     </w:p>
     <w:p>
       <w:r>
+        <w:rPr>
+          <w:noProof/>
+        </w:rPr>
         <w:lastRenderedPageBreak/>
         <w:drawing>
           <wp:inline distT="0" distB="0" distL="0" distR="0" wp14:anchorId="0C16F672" wp14:editId="52AB7667">
@@ -79,6 +85,149 @@
                     <a:xfrm>
                       <a:off x="0" y="0"/>
                       <a:ext cx="5943600" cy="4608195"/>
+                    </a:xfrm>
+                    <a:prstGeom prst="rect">
+                      <a:avLst/>
+                    </a:prstGeom>
+                  </pic:spPr>
+                </pic:pic>
+              </a:graphicData>
+            </a:graphic>
+          </wp:inline>
+        </w:drawing>
+      </w:r>
+    </w:p>
+    <w:p>
+      <w:r>
+        <w:t>Delete</w:t>
+      </w:r>
+    </w:p>
+    <w:p>
+      <w:r>
+        <w:lastRenderedPageBreak/>
+        <w:drawing>
+          <wp:inline distT="0" distB="0" distL="0" distR="0" wp14:anchorId="65442CCB" wp14:editId="14A02915">
+            <wp:extent cx="5943600" cy="4242435"/>
+            <wp:effectExtent l="0" t="0" r="0" b="5715"/>
+            <wp:docPr id="3" name="Picture 3"/>
+            <wp:cNvGraphicFramePr>
+              <a:graphicFrameLocks xmlns:a="http://schemas.openxmlformats.org/drawingml/2006/main" noChangeAspect="1"/>
+            </wp:cNvGraphicFramePr>
+            <a:graphic xmlns:a="http://schemas.openxmlformats.org/drawingml/2006/main">
+              <a:graphicData uri="http://schemas.openxmlformats.org/drawingml/2006/picture">
+                <pic:pic xmlns:pic="http://schemas.openxmlformats.org/drawingml/2006/picture">
+                  <pic:nvPicPr>
+                    <pic:cNvPr id="1" name=""/>
+                    <pic:cNvPicPr/>
+                  </pic:nvPicPr>
+                  <pic:blipFill>
+                    <a:blip r:embed="rId6"/>
+                    <a:stretch>
+                      <a:fillRect/>
+                    </a:stretch>
+                  </pic:blipFill>
+                  <pic:spPr>
+                    <a:xfrm>
+                      <a:off x="0" y="0"/>
+                      <a:ext cx="5943600" cy="4242435"/>
+                    </a:xfrm>
+                    <a:prstGeom prst="rect">
+                      <a:avLst/>
+                    </a:prstGeom>
+                  </pic:spPr>
+                </pic:pic>
+              </a:graphicData>
+            </a:graphic>
+          </wp:inline>
+        </w:drawing>
+      </w:r>
+    </w:p>
+    <w:p>
+      <w:r>
+        <w:t>Update Product</w:t>
+      </w:r>
+    </w:p>
+    <w:p>
+      <w:r>
+        <w:lastRenderedPageBreak/>
+        <w:drawing>
+          <wp:inline distT="0" distB="0" distL="0" distR="0" wp14:anchorId="52F68956" wp14:editId="33F2140F">
+            <wp:extent cx="5943600" cy="4662805"/>
+            <wp:effectExtent l="0" t="0" r="0" b="4445"/>
+            <wp:docPr id="4" name="Picture 4"/>
+            <wp:cNvGraphicFramePr>
+              <a:graphicFrameLocks xmlns:a="http://schemas.openxmlformats.org/drawingml/2006/main" noChangeAspect="1"/>
+            </wp:cNvGraphicFramePr>
+            <a:graphic xmlns:a="http://schemas.openxmlformats.org/drawingml/2006/main">
+              <a:graphicData uri="http://schemas.openxmlformats.org/drawingml/2006/picture">
+                <pic:pic xmlns:pic="http://schemas.openxmlformats.org/drawingml/2006/picture">
+                  <pic:nvPicPr>
+                    <pic:cNvPr id="1" name=""/>
+                    <pic:cNvPicPr/>
+                  </pic:nvPicPr>
+                  <pic:blipFill>
+                    <a:blip r:embed="rId7"/>
+                    <a:stretch>
+                      <a:fillRect/>
+                    </a:stretch>
+                  </pic:blipFill>
+                  <pic:spPr>
+                    <a:xfrm>
+                      <a:off x="0" y="0"/>
+                      <a:ext cx="5943600" cy="4662805"/>
+                    </a:xfrm>
+                    <a:prstGeom prst="rect">
+                      <a:avLst/>
+                    </a:prstGeom>
+                  </pic:spPr>
+                </pic:pic>
+              </a:graphicData>
+            </a:graphic>
+          </wp:inline>
+        </w:drawing>
+      </w:r>
+    </w:p>
+    <w:p>
+      <w:r>
+        <w:t xml:space="preserve">Update </w:t>
+      </w:r>
+      <w:proofErr w:type="gramStart"/>
+      <w:r>
+        <w:t>product(</w:t>
+      </w:r>
+      <w:proofErr w:type="gramEnd"/>
+      <w:r>
+        <w:t>after update)</w:t>
+      </w:r>
+    </w:p>
+    <w:p>
+      <w:r>
+        <w:lastRenderedPageBreak/>
+        <w:drawing>
+          <wp:inline distT="0" distB="0" distL="0" distR="0" wp14:anchorId="35B3DDF9" wp14:editId="72C036C6">
+            <wp:extent cx="5943600" cy="4641215"/>
+            <wp:effectExtent l="0" t="0" r="0" b="6985"/>
+            <wp:docPr id="5" name="Picture 5"/>
+            <wp:cNvGraphicFramePr>
+              <a:graphicFrameLocks xmlns:a="http://schemas.openxmlformats.org/drawingml/2006/main" noChangeAspect="1"/>
+            </wp:cNvGraphicFramePr>
+            <a:graphic xmlns:a="http://schemas.openxmlformats.org/drawingml/2006/main">
+              <a:graphicData uri="http://schemas.openxmlformats.org/drawingml/2006/picture">
+                <pic:pic xmlns:pic="http://schemas.openxmlformats.org/drawingml/2006/picture">
+                  <pic:nvPicPr>
+                    <pic:cNvPr id="1" name=""/>
+                    <pic:cNvPicPr/>
+                  </pic:nvPicPr>
+                  <pic:blipFill>
+                    <a:blip r:embed="rId8"/>
+                    <a:stretch>
+                      <a:fillRect/>
+                    </a:stretch>
+                  </pic:blipFill>
+                  <pic:spPr>
+                    <a:xfrm>
+                      <a:off x="0" y="0"/>
+                      <a:ext cx="5943600" cy="4641215"/>
                     </a:xfrm>
                     <a:prstGeom prst="rect">
                       <a:avLst/>
